--- a/pr-preview/pr-142/chapters/notation-tracked-changes.docx
+++ b/pr-preview/pr-142/chapters/notation-tracked-changes.docx
@@ -26,7 +26,7 @@
       </w:pPr>
       <w:ins w:id="2" w:author="PR Preview" w:date="2026-01-01T00:00:00Z">
         <w:r>
-          <w:t xml:space="preserve">Last modified: 2026-10-08 21:52:00 (PDT)</w:t>
+          <w:t xml:space="preserve">Last modified: 2026-10-08 22:06:13 (PDT)</w:t>
         </w:r>
       </w:ins>
     </w:p>
@@ -1257,7 +1257,7 @@
     </w:p>
     <w:bookmarkEnd w:id="14"/>
     <w:bookmarkEnd w:id="15"/>
-    <w:bookmarkStart w:id="22" w:name="one-operation-per-step"/>
+    <w:bookmarkStart w:id="25" w:name="one-operation-per-step"/>
     <w:p>
       <w:pPr>
         <w:pStyle w:val="Heading2"/>
@@ -4447,7 +4447,7 @@
       </w:r>
     </w:p>
     <w:bookmarkEnd w:id="20"/>
-    <w:bookmarkStart w:id="21" w:name="long-derivations"/>
+    <w:bookmarkStart w:id="24" w:name="long-derivations"/>
     <w:p>
       <w:pPr>
         <w:pStyle w:val="Heading3"/>
@@ -4460,72 +4460,98 @@
     </w:p>
     <w:p>
       <w:pPr>
-        <w:pStyle w:val="Heading3"/>
-      </w:pPr>
-      <w:ins w:id="48" w:author="PR Preview" w:date="2026-01-01T00:00:00Z">
-        <w:r>
-          <w:t xml:space="preserve">2.3 Long derivations</w:t>
-        </w:r>
-      </w:ins>
-    </w:p>
-    <w:p>
-      <w:pPr>
         <w:pStyle w:val="FirstParagraph"/>
       </w:pPr>
-      <w:r>
-        <w:t xml:space="preserve">Splitting every step makes derivations longer.</w:t>
-      </w:r>
-      <w:r>
-        <w:t xml:space="preserve"> </w:t>
-      </w:r>
-      <w:r>
-        <w:t xml:space="preserve">Keep them readable by breaking them into stages:</w:t>
-      </w:r>
-      <w:r>
-        <w:t xml:space="preserve"> </w:t>
-      </w:r>
-      <w:r>
-        <w:t xml:space="preserve">derive an intermediate result in its own block,</w:t>
-      </w:r>
-      <w:r>
-        <w:t xml:space="preserve"> </w:t>
-      </w:r>
-      <w:r>
-        <w:t xml:space="preserve">then plug that result back into the main derivation.</w:t>
-      </w:r>
-      <w:r>
-        <w:t xml:space="preserve"> </w:t>
-      </w:r>
-      <w:r>
-        <w:t xml:space="preserve">For example, when you apply the chain rule,</w:t>
-      </w:r>
-      <w:r>
-        <w:t xml:space="preserve"> </w:t>
-      </w:r>
-      <w:r>
-        <w:t xml:space="preserve">derive the inner derivative in a separate block</w:t>
-      </w:r>
-      <w:r>
-        <w:t xml:space="preserve"> </w:t>
-      </w:r>
-      <w:r>
-        <w:t xml:space="preserve">before you substitute it.</w:t>
-      </w:r>
-      <w:r>
-        <w:t xml:space="preserve"> </w:t>
-      </w:r>
-      <w:r>
-        <w:t xml:space="preserve">Naming a part of an expression that recurs in every line,</w:t>
-      </w:r>
-      <w:r>
-        <w:t xml:space="preserve"> </w:t>
-      </w:r>
-      <w:r>
-        <w:t xml:space="preserve">such as writing</w:t>
-      </w:r>
-      <w:r>
-        <w:t xml:space="preserve"> </w:t>
-      </w:r>
+      <w:del w:id="48" w:author="PR Preview" w:date="2026-01-01T00:00:00Z">
+        <w:r>
+          <w:delText xml:space="preserve">Splitting every step makes derivations longer.</w:delText>
+        </w:r>
+      </w:del>
+      <w:del w:id="49" w:author="PR Preview" w:date="2026-01-01T00:00:00Z">
+        <w:r>
+          <w:delText xml:space="preserve"> </w:delText>
+        </w:r>
+      </w:del>
+      <w:del w:id="50" w:author="PR Preview" w:date="2026-01-01T00:00:00Z">
+        <w:r>
+          <w:delText xml:space="preserve">Keep them readable by breaking them into stages:</w:delText>
+        </w:r>
+      </w:del>
+      <w:del w:id="51" w:author="PR Preview" w:date="2026-01-01T00:00:00Z">
+        <w:r>
+          <w:delText xml:space="preserve"> </w:delText>
+        </w:r>
+      </w:del>
+      <w:del w:id="52" w:author="PR Preview" w:date="2026-01-01T00:00:00Z">
+        <w:r>
+          <w:delText xml:space="preserve">derive an intermediate result in its own block,</w:delText>
+        </w:r>
+      </w:del>
+      <w:del w:id="53" w:author="PR Preview" w:date="2026-01-01T00:00:00Z">
+        <w:r>
+          <w:delText xml:space="preserve"> </w:delText>
+        </w:r>
+      </w:del>
+      <w:del w:id="54" w:author="PR Preview" w:date="2026-01-01T00:00:00Z">
+        <w:r>
+          <w:delText xml:space="preserve">then plug that result back into the main derivation.</w:delText>
+        </w:r>
+      </w:del>
+      <w:del w:id="55" w:author="PR Preview" w:date="2026-01-01T00:00:00Z">
+        <w:r>
+          <w:delText xml:space="preserve"> </w:delText>
+        </w:r>
+      </w:del>
+      <w:del w:id="56" w:author="PR Preview" w:date="2026-01-01T00:00:00Z">
+        <w:r>
+          <w:delText xml:space="preserve">For example, when you apply the chain rule,</w:delText>
+        </w:r>
+      </w:del>
+      <w:del w:id="57" w:author="PR Preview" w:date="2026-01-01T00:00:00Z">
+        <w:r>
+          <w:delText xml:space="preserve"> </w:delText>
+        </w:r>
+      </w:del>
+      <w:del w:id="58" w:author="PR Preview" w:date="2026-01-01T00:00:00Z">
+        <w:r>
+          <w:delText xml:space="preserve">derive the inner derivative in a separate block</w:delText>
+        </w:r>
+      </w:del>
+      <w:del w:id="59" w:author="PR Preview" w:date="2026-01-01T00:00:00Z">
+        <w:r>
+          <w:delText xml:space="preserve"> </w:delText>
+        </w:r>
+      </w:del>
+      <w:del w:id="60" w:author="PR Preview" w:date="2026-01-01T00:00:00Z">
+        <w:r>
+          <w:delText xml:space="preserve">before you substitute it.</w:delText>
+        </w:r>
+      </w:del>
+      <w:del w:id="61" w:author="PR Preview" w:date="2026-01-01T00:00:00Z">
+        <w:r>
+          <w:delText xml:space="preserve"> </w:delText>
+        </w:r>
+      </w:del>
+      <w:del w:id="62" w:author="PR Preview" w:date="2026-01-01T00:00:00Z">
+        <w:r>
+          <w:delText xml:space="preserve">Naming a part of an expression that recurs in every line,</w:delText>
+        </w:r>
+      </w:del>
+      <w:del w:id="63" w:author="PR Preview" w:date="2026-01-01T00:00:00Z">
+        <w:r>
+          <w:delText xml:space="preserve"> </w:delText>
+        </w:r>
+      </w:del>
+      <w:del w:id="64" w:author="PR Preview" w:date="2026-01-01T00:00:00Z">
+        <w:r>
+          <w:delText xml:space="preserve">such as writing</w:delText>
+        </w:r>
+      </w:del>
+      <w:del w:id="65" w:author="PR Preview" w:date="2026-01-01T00:00:00Z">
+        <w:r>
+          <w:delText xml:space="preserve"> </w:delText>
+        </w:r>
+      </w:del>
       <m:oMath>
         <m:sSub>
           <m:e>
@@ -4540,15 +4566,21 @@
           </m:sub>
         </m:sSub>
       </m:oMath>
-      <w:r>
-        <w:t xml:space="preserve"> </w:t>
-      </w:r>
-      <w:r>
-        <w:t xml:space="preserve">for</w:t>
-      </w:r>
-      <w:r>
-        <w:t xml:space="preserve"> </w:t>
-      </w:r>
+      <w:del w:id="66" w:author="PR Preview" w:date="2026-01-01T00:00:00Z">
+        <w:r>
+          <w:delText xml:space="preserve"> </w:delText>
+        </w:r>
+      </w:del>
+      <w:del w:id="67" w:author="PR Preview" w:date="2026-01-01T00:00:00Z">
+        <w:r>
+          <w:delText xml:space="preserve">for</w:delText>
+        </w:r>
+      </w:del>
+      <w:del w:id="68" w:author="PR Preview" w:date="2026-01-01T00:00:00Z">
+        <w:r>
+          <w:delText xml:space="preserve"> </w:delText>
+        </w:r>
+      </w:del>
       <m:oMath>
         <m:r>
           <m:rPr>
@@ -4649,48 +4681,101 @@
           <m:t>)</m:t>
         </m:r>
       </m:oMath>
-      <w:r>
-        <w:t xml:space="preserve">,</w:t>
-      </w:r>
-      <w:r>
-        <w:t xml:space="preserve"> </w:t>
-      </w:r>
-      <w:r>
-        <w:t xml:space="preserve">can also keep each line short.</w:t>
-      </w:r>
-    </w:p>
-    <w:bookmarkEnd w:id="21"/>
-    <w:bookmarkEnd w:id="22"/>
-    <w:bookmarkStart w:id="24" w:name="functions-and-their-values"/>
-    <w:p>
-      <w:pPr>
-        <w:pStyle w:val="Heading2"/>
-      </w:pPr>
-      <w:r>
-        <w:t xml:space="preserve">3 Functions and their values</w:t>
-      </w:r>
+      <w:del w:id="69" w:author="PR Preview" w:date="2026-01-01T00:00:00Z">
+        <w:r>
+          <w:delText xml:space="preserve">,</w:delText>
+        </w:r>
+      </w:del>
+      <w:del w:id="70" w:author="PR Preview" w:date="2026-01-01T00:00:00Z">
+        <w:r>
+          <w:delText xml:space="preserve"> </w:delText>
+        </w:r>
+      </w:del>
+      <w:del w:id="71" w:author="PR Preview" w:date="2026-01-01T00:00:00Z">
+        <w:r>
+          <w:delText xml:space="preserve">can also keep each line short.</w:delText>
+        </w:r>
+      </w:del>
+    </w:p>
+    <w:p>
+      <w:pPr>
+        <w:pStyle w:val="Heading3"/>
+      </w:pPr>
+      <w:ins w:id="72" w:author="PR Preview" w:date="2026-01-01T00:00:00Z">
+        <w:r>
+          <w:t xml:space="preserve">2.3 Long derivations</w:t>
+        </w:r>
+      </w:ins>
     </w:p>
     <w:p>
       <w:pPr>
         <w:pStyle w:val="FirstParagraph"/>
       </w:pPr>
-      <w:r>
-        <w:t xml:space="preserve">A function and its value at a point are different objects.</w:t>
-      </w:r>
-      <w:r>
-        <w:t xml:space="preserve"> </w:t>
-      </w:r>
-      <w:r>
-        <w:t xml:space="preserve">In</w:t>
-      </w:r>
-      <w:r>
-        <w:t xml:space="preserve"> </w:t>
-      </w:r>
+      <w:ins w:id="73" w:author="PR Preview" w:date="2026-01-01T00:00:00Z">
+        <w:r>
+          <w:t xml:space="preserve">Splitting every step makes derivations longer.</w:t>
+        </w:r>
+      </w:ins>
+      <w:ins w:id="74" w:author="PR Preview" w:date="2026-01-01T00:00:00Z">
+        <w:r>
+          <w:t xml:space="preserve"> </w:t>
+        </w:r>
+      </w:ins>
+      <w:ins w:id="75" w:author="PR Preview" w:date="2026-01-01T00:00:00Z">
+        <w:r>
+          <w:t xml:space="preserve">Keep them readable by breaking them into stages:</w:t>
+        </w:r>
+      </w:ins>
+      <w:ins w:id="76" w:author="PR Preview" w:date="2026-01-01T00:00:00Z">
+        <w:r>
+          <w:t xml:space="preserve"> </w:t>
+        </w:r>
+      </w:ins>
+      <w:ins w:id="77" w:author="PR Preview" w:date="2026-01-01T00:00:00Z">
+        <w:r>
+          <w:t xml:space="preserve">derive an intermediate result in its own block,</w:t>
+        </w:r>
+      </w:ins>
+      <w:ins w:id="78" w:author="PR Preview" w:date="2026-01-01T00:00:00Z">
+        <w:r>
+          <w:t xml:space="preserve"> </w:t>
+        </w:r>
+      </w:ins>
+      <w:ins w:id="79" w:author="PR Preview" w:date="2026-01-01T00:00:00Z">
+        <w:r>
+          <w:t xml:space="preserve">then plug that result back into the main derivation.</w:t>
+        </w:r>
+      </w:ins>
+      <w:ins w:id="80" w:author="PR Preview" w:date="2026-01-01T00:00:00Z">
+        <w:r>
+          <w:t xml:space="preserve"> </w:t>
+        </w:r>
+      </w:ins>
+      <w:ins w:id="81" w:author="PR Preview" w:date="2026-01-01T00:00:00Z">
+        <w:r>
+          <w:t xml:space="preserve">Naming a part of an expression that recurs in every line,</w:t>
+        </w:r>
+      </w:ins>
+      <w:ins w:id="82" w:author="PR Preview" w:date="2026-01-01T00:00:00Z">
+        <w:r>
+          <w:t xml:space="preserve"> </w:t>
+        </w:r>
+      </w:ins>
+      <w:ins w:id="83" w:author="PR Preview" w:date="2026-01-01T00:00:00Z">
+        <w:r>
+          <w:t xml:space="preserve">such as writing</w:t>
+        </w:r>
+      </w:ins>
+      <w:ins w:id="84" w:author="PR Preview" w:date="2026-01-01T00:00:00Z">
+        <w:r>
+          <w:t xml:space="preserve"> </w:t>
+        </w:r>
+      </w:ins>
       <m:oMath>
         <m:sSub>
           <m:e>
             <m:r>
-              <m:t>μ</m:t>
+              <m:t>d</m:t>
             </m:r>
           </m:e>
           <m:sub>
@@ -4699,15 +4784,23 @@
             </m:r>
           </m:sub>
         </m:sSub>
-        <m:r>
-          <m:rPr>
-            <m:sty m:val="p"/>
-          </m:rPr>
-          <m:t>=</m:t>
-        </m:r>
-        <m:r>
-          <m:t>μ</m:t>
-        </m:r>
+      </m:oMath>
+      <w:ins w:id="85" w:author="PR Preview" w:date="2026-01-01T00:00:00Z">
+        <w:r>
+          <w:t xml:space="preserve"> </w:t>
+        </w:r>
+      </w:ins>
+      <w:ins w:id="86" w:author="PR Preview" w:date="2026-01-01T00:00:00Z">
+        <w:r>
+          <w:t xml:space="preserve">for</w:t>
+        </w:r>
+      </w:ins>
+      <w:ins w:id="87" w:author="PR Preview" w:date="2026-01-01T00:00:00Z">
+        <w:r>
+          <w:t xml:space="preserve"> </w:t>
+        </w:r>
+      </w:ins>
+      <m:oMath>
         <m:r>
           <m:rPr>
             <m:sty m:val="p"/>
@@ -4717,7 +4810,7 @@
         <m:sSub>
           <m:e>
             <m:r>
-              <m:t>x</m:t>
+              <m:t>y</m:t>
             </m:r>
           </m:e>
           <m:sub>
@@ -4730,54 +4823,39 @@
           <m:rPr>
             <m:sty m:val="p"/>
           </m:rPr>
+          <m:t>−</m:t>
+        </m:r>
+        <m:acc>
+          <m:accPr>
+            <m:chr m:val="‾"/>
+          </m:accPr>
+          <m:e>
+            <m:r>
+              <m:t>y</m:t>
+            </m:r>
+          </m:e>
+        </m:acc>
+        <m:r>
+          <m:rPr>
+            <m:sty m:val="p"/>
+          </m:rPr>
           <m:t>)</m:t>
         </m:r>
-      </m:oMath>
-      <w:r>
-        <w:t xml:space="preserve">,</w:t>
-      </w:r>
-      <w:r>
-        <w:t xml:space="preserve"> </w:t>
-      </w:r>
-      <m:oMath>
-        <m:r>
-          <m:t>μ</m:t>
-        </m:r>
-      </m:oMath>
-      <w:r>
-        <w:t xml:space="preserve"> </w:t>
-      </w:r>
-      <w:r>
-        <w:t xml:space="preserve">is a function,</w:t>
-      </w:r>
-      <w:r>
-        <w:t xml:space="preserve"> </w:t>
-      </w:r>
-      <w:r>
-        <w:t xml:space="preserve">and</w:t>
-      </w:r>
-      <w:r>
-        <w:t xml:space="preserve"> </w:t>
-      </w:r>
-      <m:oMath>
-        <m:r>
-          <m:t>μ</m:t>
-        </m:r>
-        <m:r>
-          <m:rPr>
-            <m:sty m:val="p"/>
-          </m:rPr>
-          <m:t>(</m:t>
+        <m:r>
+          <m:rPr>
+            <m:sty m:val="p"/>
+          </m:rPr>
+          <m:t>−</m:t>
         </m:r>
         <m:sSub>
           <m:e>
             <m:r>
-              <m:t>x</m:t>
+              <m:t>β</m:t>
             </m:r>
           </m:e>
           <m:sub>
             <m:r>
-              <m:t>i</m:t>
+              <m:t>x</m:t>
             </m:r>
           </m:sub>
         </m:sSub>
@@ -4785,39 +4863,8 @@
           <m:rPr>
             <m:sty m:val="p"/>
           </m:rPr>
-          <m:t>)</m:t>
-        </m:r>
-      </m:oMath>
-      <w:r>
-        <w:t xml:space="preserve"> </w:t>
-      </w:r>
-      <w:r>
-        <w:t xml:space="preserve">is a number:</w:t>
-      </w:r>
-      <w:r>
-        <w:t xml:space="preserve"> </w:t>
-      </w:r>
-      <w:r>
-        <w:t xml:space="preserve">the value of</w:t>
-      </w:r>
-      <w:r>
-        <w:t xml:space="preserve"> </w:t>
-      </w:r>
-      <m:oMath>
-        <m:r>
-          <m:t>μ</m:t>
-        </m:r>
-      </m:oMath>
-      <w:r>
-        <w:t xml:space="preserve"> </w:t>
-      </w:r>
-      <w:r>
-        <w:t xml:space="preserve">at</w:t>
-      </w:r>
-      <w:r>
-        <w:t xml:space="preserve"> </w:t>
-      </w:r>
-      <m:oMath>
+          <m:t>(</m:t>
+        </m:r>
         <m:sSub>
           <m:e>
             <m:r>
@@ -4830,32 +4877,22 @@
             </m:r>
           </m:sub>
         </m:sSub>
-      </m:oMath>
-      <w:r>
-        <w:t xml:space="preserve">.</w:t>
-      </w:r>
-      <w:r>
-        <w:t xml:space="preserve"> </w:t>
-      </w:r>
-      <w:r>
-        <w:t xml:space="preserve">Written with its placeholder argument,</w:t>
-      </w:r>
-      <w:r>
-        <w:t xml:space="preserve"> </w:t>
-      </w:r>
-      <m:oMath>
-        <m:r>
-          <m:t>μ</m:t>
-        </m:r>
-        <m:r>
-          <m:rPr>
-            <m:sty m:val="p"/>
-          </m:rPr>
-          <m:t>(</m:t>
-        </m:r>
-        <m:r>
-          <m:t>x</m:t>
-        </m:r>
+        <m:r>
+          <m:rPr>
+            <m:sty m:val="p"/>
+          </m:rPr>
+          <m:t>−</m:t>
+        </m:r>
+        <m:acc>
+          <m:accPr>
+            <m:chr m:val="‾"/>
+          </m:accPr>
+          <m:e>
+            <m:r>
+              <m:t>x</m:t>
+            </m:r>
+          </m:e>
+        </m:acc>
         <m:r>
           <m:rPr>
             <m:sty m:val="p"/>
@@ -4863,52 +4900,558 @@
           <m:t>)</m:t>
         </m:r>
       </m:oMath>
-      <w:r>
-        <w:t xml:space="preserve"> </w:t>
-      </w:r>
-      <w:r>
-        <w:t xml:space="preserve">already denotes a value,</w:t>
-      </w:r>
-      <w:r>
-        <w:t xml:space="preserve"> </w:t>
-      </w:r>
-      <w:r>
-        <w:t xml:space="preserve">so</w:t>
-      </w:r>
-      <w:r>
-        <w:t xml:space="preserve"> </w:t>
-      </w:r>
-      <w:r>
-        <w:t xml:space="preserve">“the value of</w:t>
-      </w:r>
-      <w:r>
-        <w:t xml:space="preserve"> </w:t>
-      </w:r>
-      <m:oMath>
-        <m:r>
-          <m:t>μ</m:t>
-        </m:r>
-        <m:r>
-          <m:rPr>
-            <m:sty m:val="p"/>
-          </m:rPr>
-          <m:t>(</m:t>
-        </m:r>
-        <m:r>
-          <m:t>x</m:t>
-        </m:r>
-        <m:r>
-          <m:rPr>
-            <m:sty m:val="p"/>
-          </m:rPr>
-          <m:t>)</m:t>
-        </m:r>
-      </m:oMath>
-      <w:r>
-        <w:t xml:space="preserve"> </w:t>
-      </w:r>
-      <w:r>
-        <w:t xml:space="preserve">at</w:t>
+      <w:ins w:id="88" w:author="PR Preview" w:date="2026-01-01T00:00:00Z">
+        <w:r>
+          <w:t xml:space="preserve">,</w:t>
+        </w:r>
+      </w:ins>
+      <w:ins w:id="89" w:author="PR Preview" w:date="2026-01-01T00:00:00Z">
+        <w:r>
+          <w:t xml:space="preserve"> </w:t>
+        </w:r>
+      </w:ins>
+      <w:ins w:id="90" w:author="PR Preview" w:date="2026-01-01T00:00:00Z">
+        <w:r>
+          <w:t xml:space="preserve">can also keep each line short.</w:t>
+        </w:r>
+      </w:ins>
+    </w:p>
+    <w:bookmarkStart w:id="21" w:name="X00e3fe72795486834d7309e5f3912c392b664b0"/>
+    <w:p>
+      <w:pPr>
+        <w:pStyle w:val="Heading4"/>
+      </w:pPr>
+      <w:ins w:id="91" w:author="PR Preview" w:date="2026-01-01T00:00:00Z">
+        <w:r>
+          <w:t xml:space="preserve">Show why you need a result before you derive it</w:t>
+        </w:r>
+      </w:ins>
+    </w:p>
+    <w:p>
+      <w:pPr>
+        <w:pStyle w:val="FirstParagraph"/>
+      </w:pPr>
+      <w:ins w:id="92" w:author="PR Preview" w:date="2026-01-01T00:00:00Z">
+        <w:r>
+          <w:t xml:space="preserve">Derive an intermediate result only after the main derivation</w:t>
+        </w:r>
+      </w:ins>
+      <w:ins w:id="93" w:author="PR Preview" w:date="2026-01-01T00:00:00Z">
+        <w:r>
+          <w:t xml:space="preserve"> </w:t>
+        </w:r>
+      </w:ins>
+      <w:ins w:id="94" w:author="PR Preview" w:date="2026-01-01T00:00:00Z">
+        <w:r>
+          <w:t xml:space="preserve">has shown that it needs that result.</w:t>
+        </w:r>
+      </w:ins>
+      <w:ins w:id="95" w:author="PR Preview" w:date="2026-01-01T00:00:00Z">
+        <w:r>
+          <w:t xml:space="preserve"> </w:t>
+        </w:r>
+      </w:ins>
+      <w:ins w:id="96" w:author="PR Preview" w:date="2026-01-01T00:00:00Z">
+        <w:r>
+          <w:t xml:space="preserve">For example, to differentiate a composite function:</w:t>
+        </w:r>
+      </w:ins>
+    </w:p>
+    <w:p>
+      <w:pPr>
+        <w:pStyle w:val="Compact"/>
+        <w:numPr>
+          <w:ilvl w:val="0"/>
+          <w:numId w:val="1003"/>
+        </w:numPr>
+      </w:pPr>
+      <w:ins w:id="97" w:author="PR Preview" w:date="2026-01-01T00:00:00Z">
+        <w:r>
+          <w:t xml:space="preserve">Start the main derivation, and apply the chain rule.</w:t>
+        </w:r>
+      </w:ins>
+      <w:ins w:id="98" w:author="PR Preview" w:date="2026-01-01T00:00:00Z">
+        <w:r>
+          <w:t xml:space="preserve"> </w:t>
+        </w:r>
+      </w:ins>
+      <w:ins w:id="99" w:author="PR Preview" w:date="2026-01-01T00:00:00Z">
+        <w:r>
+          <w:t xml:space="preserve">The result is a product of an inner and an outer derivative, not yet known.</w:t>
+        </w:r>
+      </w:ins>
+    </w:p>
+    <w:p>
+      <w:pPr>
+        <w:pStyle w:val="Compact"/>
+        <w:numPr>
+          <w:ilvl w:val="0"/>
+          <w:numId w:val="1003"/>
+        </w:numPr>
+      </w:pPr>
+      <w:ins w:id="100" w:author="PR Preview" w:date="2026-01-01T00:00:00Z">
+        <w:r>
+          <w:t xml:space="preserve">Pause the main derivation, and derive the inner derivative in its own block.</w:t>
+        </w:r>
+      </w:ins>
+    </w:p>
+    <w:p>
+      <w:pPr>
+        <w:pStyle w:val="Compact"/>
+        <w:numPr>
+          <w:ilvl w:val="0"/>
+          <w:numId w:val="1003"/>
+        </w:numPr>
+      </w:pPr>
+      <w:ins w:id="101" w:author="PR Preview" w:date="2026-01-01T00:00:00Z">
+        <w:r>
+          <w:t xml:space="preserve">Derive the outer derivative in its own block.</w:t>
+        </w:r>
+      </w:ins>
+    </w:p>
+    <w:p>
+      <w:pPr>
+        <w:pStyle w:val="Compact"/>
+        <w:numPr>
+          <w:ilvl w:val="0"/>
+          <w:numId w:val="1003"/>
+        </w:numPr>
+      </w:pPr>
+      <w:ins w:id="102" w:author="PR Preview" w:date="2026-01-01T00:00:00Z">
+        <w:r>
+          <w:t xml:space="preserve">Return to the main derivation, and substitute both results.</w:t>
+        </w:r>
+      </w:ins>
+    </w:p>
+    <w:p>
+      <w:pPr>
+        <w:pStyle w:val="FirstParagraph"/>
+      </w:pPr>
+      <w:ins w:id="103" w:author="PR Preview" w:date="2026-01-01T00:00:00Z">
+        <w:r>
+          <w:t xml:space="preserve">A reader who meets the inner derivative first</w:t>
+        </w:r>
+      </w:ins>
+      <w:ins w:id="104" w:author="PR Preview" w:date="2026-01-01T00:00:00Z">
+        <w:r>
+          <w:t xml:space="preserve"> </w:t>
+        </w:r>
+      </w:ins>
+      <w:ins w:id="105" w:author="PR Preview" w:date="2026-01-01T00:00:00Z">
+        <w:r>
+          <w:t xml:space="preserve">does not yet know what it is for.</w:t>
+        </w:r>
+      </w:ins>
+    </w:p>
+    <w:bookmarkEnd w:id="21"/>
+    <w:bookmarkStart w:id="23" w:name="color-where-a-result-is-used"/>
+    <w:p>
+      <w:pPr>
+        <w:pStyle w:val="Heading4"/>
+      </w:pPr>
+      <w:ins w:id="106" w:author="PR Preview" w:date="2026-01-01T00:00:00Z">
+        <w:r>
+          <w:t xml:space="preserve">Color where a result is used</w:t>
+        </w:r>
+      </w:ins>
+    </w:p>
+    <w:p>
+      <w:pPr>
+        <w:pStyle w:val="FirstParagraph"/>
+      </w:pPr>
+      <w:ins w:id="107" w:author="PR Preview" w:date="2026-01-01T00:00:00Z">
+        <w:r>
+          <w:t xml:space="preserve">Give each intermediate result a text color,</w:t>
+        </w:r>
+      </w:ins>
+      <w:ins w:id="108" w:author="PR Preview" w:date="2026-01-01T00:00:00Z">
+        <w:r>
+          <w:t xml:space="preserve"> </w:t>
+        </w:r>
+      </w:ins>
+      <w:ins w:id="109" w:author="PR Preview" w:date="2026-01-01T00:00:00Z">
+        <w:r>
+          <w:t xml:space="preserve">and use the same color wherever that result appears:</w:t>
+        </w:r>
+      </w:ins>
+    </w:p>
+    <w:p>
+      <w:pPr>
+        <w:pStyle w:val="Compact"/>
+        <w:numPr>
+          <w:ilvl w:val="0"/>
+          <w:numId w:val="1004"/>
+        </w:numPr>
+      </w:pPr>
+      <w:ins w:id="110" w:author="PR Preview" w:date="2026-01-01T00:00:00Z">
+        <w:r>
+          <w:t xml:space="preserve">in the line where a later step needs it, as a placeholder;</w:t>
+        </w:r>
+      </w:ins>
+    </w:p>
+    <w:p>
+      <w:pPr>
+        <w:pStyle w:val="Compact"/>
+        <w:numPr>
+          <w:ilvl w:val="0"/>
+          <w:numId w:val="1004"/>
+        </w:numPr>
+      </w:pPr>
+      <w:ins w:id="111" w:author="PR Preview" w:date="2026-01-01T00:00:00Z">
+        <w:r>
+          <w:t xml:space="preserve">in the line of its own derivation where it is found;</w:t>
+        </w:r>
+      </w:ins>
+    </w:p>
+    <w:p>
+      <w:pPr>
+        <w:pStyle w:val="Compact"/>
+        <w:numPr>
+          <w:ilvl w:val="0"/>
+          <w:numId w:val="1004"/>
+        </w:numPr>
+      </w:pPr>
+      <w:ins w:id="112" w:author="PR Preview" w:date="2026-01-01T00:00:00Z">
+        <w:r>
+          <w:t xml:space="preserve">in each line where it is substituted back in.</w:t>
+        </w:r>
+      </w:ins>
+    </w:p>
+    <w:p>
+      <w:pPr>
+        <w:pStyle w:val="FirstParagraph"/>
+      </w:pPr>
+      <w:ins w:id="113" w:author="PR Preview" w:date="2026-01-01T00:00:00Z">
+        <w:r>
+          <w:t xml:space="preserve">State the color key in words at the start of the derivation,</w:t>
+        </w:r>
+      </w:ins>
+      <w:ins w:id="114" w:author="PR Preview" w:date="2026-01-01T00:00:00Z">
+        <w:r>
+          <w:t xml:space="preserve"> </w:t>
+        </w:r>
+      </w:ins>
+      <w:ins w:id="115" w:author="PR Preview" w:date="2026-01-01T00:00:00Z">
+        <w:r>
+          <w:t xml:space="preserve">so the derivation is still readable without color,</w:t>
+        </w:r>
+      </w:ins>
+      <w:ins w:id="116" w:author="PR Preview" w:date="2026-01-01T00:00:00Z">
+        <w:r>
+          <w:t xml:space="preserve"> </w:t>
+        </w:r>
+      </w:ins>
+      <w:ins w:id="117" w:author="PR Preview" w:date="2026-01-01T00:00:00Z">
+        <w:r>
+          <w:t xml:space="preserve">for example in grayscale print or for readers who do not see color differences.</w:t>
+        </w:r>
+      </w:ins>
+      <w:ins w:id="118" w:author="PR Preview" w:date="2026-01-01T00:00:00Z">
+        <w:r>
+          <w:t xml:space="preserve"> </w:t>
+        </w:r>
+      </w:ins>
+      <w:ins w:id="119" w:author="PR Preview" w:date="2026-01-01T00:00:00Z">
+        <w:r>
+          <w:t xml:space="preserve">Use</w:t>
+        </w:r>
+      </w:ins>
+      <w:ins w:id="120" w:author="PR Preview" w:date="2026-01-01T00:00:00Z">
+        <w:r>
+          <w:t xml:space="preserve"> </w:t>
+        </w:r>
+      </w:ins>
+      <w:ins w:id="121" w:author="PR Preview" w:date="2026-01-01T00:00:00Z">
+        <w:r>
+          <w:rPr>
+            <w:rStyle w:val="VerbatimChar"/>
+          </w:rPr>
+          <w:t xml:space="preserve">\textcolor{name}{...}</w:t>
+        </w:r>
+      </w:ins>
+      <w:ins w:id="122" w:author="PR Preview" w:date="2026-01-01T00:00:00Z">
+        <w:r>
+          <w:t xml:space="preserve">, which renders in HTML (MathJax) and in PDF.</w:t>
+        </w:r>
+      </w:ins>
+    </w:p>
+    <w:bookmarkStart w:id="22" w:name="exm-color-plug-in"/>
+    <w:p>
+      <w:pPr>
+        <w:pStyle w:val="BodyText"/>
+      </w:pPr>
+      <w:ins w:id="123" w:author="PR Preview" w:date="2026-01-01T00:00:00Z">
+        <w:r>
+          <w:rPr>
+            <w:b/>
+            <w:bCs/>
+          </w:rPr>
+          <w:t xml:space="preserve">Example 5 (Coloring the two factors of a chain rule)</w:t>
+        </w:r>
+      </w:ins>
+      <w:ins w:id="124" w:author="PR Preview" w:date="2026-01-01T00:00:00Z">
+        <w:r>
+          <w:t xml:space="preserve"> </w:t>
+        </w:r>
+      </w:ins>
+      <w:ins w:id="125" w:author="PR Preview" w:date="2026-01-01T00:00:00Z">
+        <w:r>
+          <w:t xml:space="preserve">Writing the mean squared error as</w:t>
+        </w:r>
+      </w:ins>
+      <w:ins w:id="126" w:author="PR Preview" w:date="2026-01-01T00:00:00Z">
+        <w:r>
+          <w:t xml:space="preserve"> </w:t>
+        </w:r>
+      </w:ins>
+      <m:oMath>
+        <m:f>
+          <m:fPr>
+            <m:type m:val="bar"/>
+          </m:fPr>
+          <m:num>
+            <m:r>
+              <m:t>1</m:t>
+            </m:r>
+          </m:num>
+          <m:den>
+            <m:r>
+              <m:t>n</m:t>
+            </m:r>
+          </m:den>
+        </m:f>
+        <m:acc>
+          <m:accPr>
+            <m:chr m:val="̃"/>
+          </m:accPr>
+          <m:e>
+            <m:r>
+              <m:t>e</m:t>
+            </m:r>
+          </m:e>
+        </m:acc>
+        <m:r>
+          <m:rPr>
+            <m:sty m:val="p"/>
+          </m:rPr>
+          <m:t>⋅</m:t>
+        </m:r>
+        <m:acc>
+          <m:accPr>
+            <m:chr m:val="̃"/>
+          </m:accPr>
+          <m:e>
+            <m:r>
+              <m:t>e</m:t>
+            </m:r>
+          </m:e>
+        </m:acc>
+      </m:oMath>
+      <w:ins w:id="127" w:author="PR Preview" w:date="2026-01-01T00:00:00Z">
+        <w:r>
+          <w:t xml:space="preserve">,</w:t>
+        </w:r>
+      </w:ins>
+      <w:ins w:id="128" w:author="PR Preview" w:date="2026-01-01T00:00:00Z">
+        <w:r>
+          <w:t xml:space="preserve"> </w:t>
+        </w:r>
+      </w:ins>
+      <w:ins w:id="129" w:author="PR Preview" w:date="2026-01-01T00:00:00Z">
+        <w:r>
+          <w:t xml:space="preserve">with</w:t>
+        </w:r>
+      </w:ins>
+      <w:ins w:id="130" w:author="PR Preview" w:date="2026-01-01T00:00:00Z">
+        <w:r>
+          <w:t xml:space="preserve"> </w:t>
+        </w:r>
+      </w:ins>
+      <m:oMath>
+        <m:acc>
+          <m:accPr>
+            <m:chr m:val="̃"/>
+          </m:accPr>
+          <m:e>
+            <m:r>
+              <m:t>e</m:t>
+            </m:r>
+          </m:e>
+        </m:acc>
+        <m:r>
+          <m:rPr>
+            <m:sty m:val="p"/>
+          </m:rPr>
+          <m:t>=</m:t>
+        </m:r>
+        <m:r>
+          <m:rPr>
+            <m:sty m:val="p"/>
+          </m:rPr>
+          <m:t>Φ</m:t>
+        </m:r>
+        <m:acc>
+          <m:accPr>
+            <m:chr m:val="̃"/>
+          </m:accPr>
+          <m:e>
+            <m:r>
+              <m:t>β</m:t>
+            </m:r>
+          </m:e>
+        </m:acc>
+        <m:r>
+          <m:rPr>
+            <m:sty m:val="p"/>
+          </m:rPr>
+          <m:t>−</m:t>
+        </m:r>
+        <m:acc>
+          <m:accPr>
+            <m:chr m:val="̃"/>
+          </m:accPr>
+          <m:e>
+            <m:r>
+              <m:t>y</m:t>
+            </m:r>
+          </m:e>
+        </m:acc>
+      </m:oMath>
+      <w:ins w:id="131" w:author="PR Preview" w:date="2026-01-01T00:00:00Z">
+        <w:r>
+          <w:t xml:space="preserve">,</w:t>
+        </w:r>
+      </w:ins>
+      <w:ins w:id="132" w:author="PR Preview" w:date="2026-01-01T00:00:00Z">
+        <w:r>
+          <w:t xml:space="preserve"> </w:t>
+        </w:r>
+      </w:ins>
+      <w:ins w:id="133" w:author="PR Preview" w:date="2026-01-01T00:00:00Z">
+        <w:r>
+          <w:t xml:space="preserve">the chain rule gives</w:t>
+        </w:r>
+      </w:ins>
+    </w:p>
+    <w:p>
+      <w:pPr>
+        <w:pStyle w:val="BodyText"/>
+      </w:pPr>
+      <w:ins w:id="134" w:author="PR Preview" w:date="2026-01-01T00:00:00Z">
+        <w:r>
+          <w:t xml:space="preserve">$$
+    \frac{\partial}{\partial \tilde{\beta}} \text{MSE}(\tilde{\beta})
+    = \textcolor{blue}{\left(\frac{\partial}{\partial \tilde{\beta}} \tilde{e}\right)}
+      \textcolor{red}{\left(\frac{\partial}{\partial \tilde{e}} \frac{1}{n} \tilde{e} \cdot \tilde{e}\right)}.
+    $$</w:t>
+        </w:r>
+      </w:ins>
+    </w:p>
+    <w:p>
+      <w:pPr>
+        <w:pStyle w:val="FirstParagraph"/>
+      </w:pPr>
+      <w:ins w:id="135" w:author="PR Preview" w:date="2026-01-01T00:00:00Z">
+        <w:r>
+          <w:t xml:space="preserve">Separate blocks then find</w:t>
+        </w:r>
+      </w:ins>
+      <w:ins w:id="136" w:author="PR Preview" w:date="2026-01-01T00:00:00Z">
+        <w:r>
+          <w:t xml:space="preserve"> </w:t>
+        </w:r>
+      </w:ins>
+      <w:ins w:id="137" w:author="PR Preview" w:date="2026-01-01T00:00:00Z">
+        <w:r>
+          <w:t xml:space="preserve">$\textcolor{blue}{\frac{\partial}{\partial \tilde{\beta}} \tilde{e}} = \textcolor{blue}{\Phi^\top}$</w:t>
+        </w:r>
+      </w:ins>
+      <w:ins w:id="138" w:author="PR Preview" w:date="2026-01-01T00:00:00Z">
+        <w:r>
+          <w:t xml:space="preserve"> </w:t>
+        </w:r>
+      </w:ins>
+      <w:ins w:id="139" w:author="PR Preview" w:date="2026-01-01T00:00:00Z">
+        <w:r>
+          <w:t xml:space="preserve">and</w:t>
+        </w:r>
+      </w:ins>
+      <w:ins w:id="140" w:author="PR Preview" w:date="2026-01-01T00:00:00Z">
+        <w:r>
+          <w:t xml:space="preserve"> </w:t>
+        </w:r>
+      </w:ins>
+      <w:ins w:id="141" w:author="PR Preview" w:date="2026-01-01T00:00:00Z">
+        <w:r>
+          <w:t xml:space="preserve">$\textcolor{red}{\frac{\partial}{\partial \tilde{e}} \frac{1}{n} \tilde{e} \cdot \tilde{e}} = \textcolor{red}{\frac{2}{n} \tilde{e}}$</w:t>
+        </w:r>
+      </w:ins>
+      <w:ins w:id="142" w:author="PR Preview" w:date="2026-01-01T00:00:00Z">
+        <w:r>
+          <w:t xml:space="preserve">,</w:t>
+        </w:r>
+      </w:ins>
+      <w:ins w:id="143" w:author="PR Preview" w:date="2026-01-01T00:00:00Z">
+        <w:r>
+          <w:t xml:space="preserve"> </w:t>
+        </w:r>
+      </w:ins>
+      <w:ins w:id="144" w:author="PR Preview" w:date="2026-01-01T00:00:00Z">
+        <w:r>
+          <w:t xml:space="preserve">and the main derivation resumes with</w:t>
+        </w:r>
+      </w:ins>
+      <w:ins w:id="145" w:author="PR Preview" w:date="2026-01-01T00:00:00Z">
+        <w:r>
+          <w:t xml:space="preserve"> </w:t>
+        </w:r>
+      </w:ins>
+      <w:ins w:id="146" w:author="PR Preview" w:date="2026-01-01T00:00:00Z">
+        <w:r>
+          <w:t xml:space="preserve">$\textcolor{blue}{\Phi^\top} \textcolor{red}{\left(\frac{2}{n} \tilde{e}\right)}$</w:t>
+        </w:r>
+      </w:ins>
+      <w:ins w:id="147" w:author="PR Preview" w:date="2026-01-01T00:00:00Z">
+        <w:r>
+          <w:t xml:space="preserve">.</w:t>
+        </w:r>
+      </w:ins>
+      <w:ins w:id="148" w:author="PR Preview" w:date="2026-01-01T00:00:00Z">
+        <w:r>
+          <w:t xml:space="preserve"> </w:t>
+        </w:r>
+      </w:ins>
+      <w:ins w:id="149" w:author="PR Preview" w:date="2026-01-01T00:00:00Z">
+        <w:r>
+          <w:t xml:space="preserve">The colors show at a glance which block each factor came from.</w:t>
+        </w:r>
+      </w:ins>
+    </w:p>
+    <w:bookmarkEnd w:id="22"/>
+    <w:bookmarkEnd w:id="23"/>
+    <w:bookmarkEnd w:id="24"/>
+    <w:bookmarkEnd w:id="25"/>
+    <w:bookmarkStart w:id="27" w:name="functions-and-their-values"/>
+    <w:p>
+      <w:pPr>
+        <w:pStyle w:val="Heading2"/>
+      </w:pPr>
+      <w:r>
+        <w:t xml:space="preserve">3 Functions and their values</w:t>
+      </w:r>
+    </w:p>
+    <w:p>
+      <w:pPr>
+        <w:pStyle w:val="FirstParagraph"/>
+      </w:pPr>
+      <w:r>
+        <w:t xml:space="preserve">A function and its value at a point are different objects.</w:t>
+      </w:r>
+      <w:r>
+        <w:t xml:space="preserve"> </w:t>
+      </w:r>
+      <w:r>
+        <w:t xml:space="preserve">In</w:t>
       </w:r>
       <w:r>
         <w:t xml:space="preserve"> </w:t>
@@ -4917,7 +5460,7 @@
         <m:sSub>
           <m:e>
             <m:r>
-              <m:t>x</m:t>
+              <m:t>μ</m:t>
             </m:r>
           </m:e>
           <m:sub>
@@ -4926,46 +5469,21 @@
             </m:r>
           </m:sub>
         </m:sSub>
-      </m:oMath>
-      <w:r>
-        <w:t xml:space="preserve">”</w:t>
-      </w:r>
-      <w:r>
-        <w:t xml:space="preserve"> </w:t>
-      </w:r>
-      <w:r>
-        <w:t xml:space="preserve">reads as a value of a value.</w:t>
-      </w:r>
-      <w:r>
-        <w:t xml:space="preserve"> </w:t>
-      </w:r>
-      <w:r>
-        <w:t xml:space="preserve">Either drop the placeholder and write</w:t>
-      </w:r>
-      <w:r>
-        <w:t xml:space="preserve"> </w:t>
-      </w:r>
-      <w:r>
-        <w:t xml:space="preserve">“the value of</w:t>
-      </w:r>
-      <w:r>
-        <w:t xml:space="preserve"> </w:t>
-      </w:r>
-      <m:oMath>
+        <m:r>
+          <m:rPr>
+            <m:sty m:val="p"/>
+          </m:rPr>
+          <m:t>=</m:t>
+        </m:r>
         <m:r>
           <m:t>μ</m:t>
         </m:r>
-      </m:oMath>
-      <w:r>
-        <w:t xml:space="preserve"> </w:t>
-      </w:r>
-      <w:r>
-        <w:t xml:space="preserve">at</w:t>
-      </w:r>
-      <w:r>
-        <w:t xml:space="preserve"> </w:t>
-      </w:r>
-      <m:oMath>
+        <m:r>
+          <m:rPr>
+            <m:sty m:val="p"/>
+          </m:rPr>
+          <m:t>(</m:t>
+        </m:r>
         <m:sSub>
           <m:e>
             <m:r>
@@ -4978,55 +5496,49 @@
             </m:r>
           </m:sub>
         </m:sSub>
-      </m:oMath>
-      <w:r>
-        <w:t xml:space="preserve">”</w:t>
-      </w:r>
+        <m:r>
+          <m:rPr>
+            <m:sty m:val="p"/>
+          </m:rPr>
+          <m:t>)</m:t>
+        </m:r>
+      </m:oMath>
       <w:r>
         <w:t xml:space="preserve">,</w:t>
       </w:r>
       <w:r>
         <w:t xml:space="preserve"> </w:t>
       </w:r>
-      <w:r>
-        <w:t xml:space="preserve">or keep the placeholder and name the substitution:</w:t>
-      </w:r>
-      <w:r>
-        <w:t xml:space="preserve"> </w:t>
-      </w:r>
-      <w:r>
-        <w:t xml:space="preserve">“</w:t>
-      </w:r>
       <m:oMath>
         <m:r>
           <m:t>μ</m:t>
         </m:r>
+      </m:oMath>
+      <w:r>
+        <w:t xml:space="preserve"> </w:t>
+      </w:r>
+      <w:r>
+        <w:t xml:space="preserve">is a function,</w:t>
+      </w:r>
+      <w:r>
+        <w:t xml:space="preserve"> </w:t>
+      </w:r>
+      <w:r>
+        <w:t xml:space="preserve">and</w:t>
+      </w:r>
+      <w:r>
+        <w:t xml:space="preserve"> </w:t>
+      </w:r>
+      <m:oMath>
+        <m:r>
+          <m:t>μ</m:t>
+        </m:r>
         <m:r>
           <m:rPr>
             <m:sty m:val="p"/>
           </m:rPr>
           <m:t>(</m:t>
         </m:r>
-        <m:r>
-          <m:t>x</m:t>
-        </m:r>
-        <m:r>
-          <m:rPr>
-            <m:sty m:val="p"/>
-          </m:rPr>
-          <m:t>)</m:t>
-        </m:r>
-      </m:oMath>
-      <w:r>
-        <w:t xml:space="preserve"> </w:t>
-      </w:r>
-      <w:r>
-        <w:t xml:space="preserve">evaluated at</w:t>
-      </w:r>
-      <w:r>
-        <w:t xml:space="preserve"> </w:t>
-      </w:r>
-      <m:oMath>
         <m:sSub>
           <m:e>
             <m:r>
@@ -5039,20 +5551,278 @@
             </m:r>
           </m:sub>
         </m:sSub>
+        <m:r>
+          <m:rPr>
+            <m:sty m:val="p"/>
+          </m:rPr>
+          <m:t>)</m:t>
+        </m:r>
+      </m:oMath>
+      <w:r>
+        <w:t xml:space="preserve"> </w:t>
+      </w:r>
+      <w:r>
+        <w:t xml:space="preserve">is a number:</w:t>
+      </w:r>
+      <w:r>
+        <w:t xml:space="preserve"> </w:t>
+      </w:r>
+      <w:r>
+        <w:t xml:space="preserve">the value of</w:t>
+      </w:r>
+      <w:r>
+        <w:t xml:space="preserve"> </w:t>
+      </w:r>
+      <m:oMath>
+        <m:r>
+          <m:t>μ</m:t>
+        </m:r>
+      </m:oMath>
+      <w:r>
+        <w:t xml:space="preserve"> </w:t>
+      </w:r>
+      <w:r>
+        <w:t xml:space="preserve">at</w:t>
+      </w:r>
+      <w:r>
+        <w:t xml:space="preserve"> </w:t>
+      </w:r>
+      <m:oMath>
+        <m:sSub>
+          <m:e>
+            <m:r>
+              <m:t>x</m:t>
+            </m:r>
+          </m:e>
+          <m:sub>
+            <m:r>
+              <m:t>i</m:t>
+            </m:r>
+          </m:sub>
+        </m:sSub>
+      </m:oMath>
+      <w:r>
+        <w:t xml:space="preserve">.</w:t>
+      </w:r>
+      <w:r>
+        <w:t xml:space="preserve"> </w:t>
+      </w:r>
+      <w:r>
+        <w:t xml:space="preserve">Written with its placeholder argument,</w:t>
+      </w:r>
+      <w:r>
+        <w:t xml:space="preserve"> </w:t>
+      </w:r>
+      <m:oMath>
+        <m:r>
+          <m:t>μ</m:t>
+        </m:r>
+        <m:r>
+          <m:rPr>
+            <m:sty m:val="p"/>
+          </m:rPr>
+          <m:t>(</m:t>
+        </m:r>
+        <m:r>
+          <m:t>x</m:t>
+        </m:r>
+        <m:r>
+          <m:rPr>
+            <m:sty m:val="p"/>
+          </m:rPr>
+          <m:t>)</m:t>
+        </m:r>
+      </m:oMath>
+      <w:r>
+        <w:t xml:space="preserve"> </w:t>
+      </w:r>
+      <w:r>
+        <w:t xml:space="preserve">already denotes a value,</w:t>
+      </w:r>
+      <w:r>
+        <w:t xml:space="preserve"> </w:t>
+      </w:r>
+      <w:r>
+        <w:t xml:space="preserve">so</w:t>
+      </w:r>
+      <w:r>
+        <w:t xml:space="preserve"> </w:t>
+      </w:r>
+      <w:r>
+        <w:t xml:space="preserve">“the value of</w:t>
+      </w:r>
+      <w:r>
+        <w:t xml:space="preserve"> </w:t>
+      </w:r>
+      <m:oMath>
+        <m:r>
+          <m:t>μ</m:t>
+        </m:r>
+        <m:r>
+          <m:rPr>
+            <m:sty m:val="p"/>
+          </m:rPr>
+          <m:t>(</m:t>
+        </m:r>
+        <m:r>
+          <m:t>x</m:t>
+        </m:r>
+        <m:r>
+          <m:rPr>
+            <m:sty m:val="p"/>
+          </m:rPr>
+          <m:t>)</m:t>
+        </m:r>
+      </m:oMath>
+      <w:r>
+        <w:t xml:space="preserve"> </w:t>
+      </w:r>
+      <w:r>
+        <w:t xml:space="preserve">at</w:t>
+      </w:r>
+      <w:r>
+        <w:t xml:space="preserve"> </w:t>
+      </w:r>
+      <m:oMath>
+        <m:sSub>
+          <m:e>
+            <m:r>
+              <m:t>x</m:t>
+            </m:r>
+          </m:e>
+          <m:sub>
+            <m:r>
+              <m:t>i</m:t>
+            </m:r>
+          </m:sub>
+        </m:sSub>
       </m:oMath>
       <w:r>
         <w:t xml:space="preserve">”</w:t>
       </w:r>
       <w:r>
+        <w:t xml:space="preserve"> </w:t>
+      </w:r>
+      <w:r>
+        <w:t xml:space="preserve">reads as a value of a value.</w:t>
+      </w:r>
+      <w:r>
+        <w:t xml:space="preserve"> </w:t>
+      </w:r>
+      <w:r>
+        <w:t xml:space="preserve">Either drop the placeholder and write</w:t>
+      </w:r>
+      <w:r>
+        <w:t xml:space="preserve"> </w:t>
+      </w:r>
+      <w:r>
+        <w:t xml:space="preserve">“the value of</w:t>
+      </w:r>
+      <w:r>
+        <w:t xml:space="preserve"> </w:t>
+      </w:r>
+      <m:oMath>
+        <m:r>
+          <m:t>μ</m:t>
+        </m:r>
+      </m:oMath>
+      <w:r>
+        <w:t xml:space="preserve"> </w:t>
+      </w:r>
+      <w:r>
+        <w:t xml:space="preserve">at</w:t>
+      </w:r>
+      <w:r>
+        <w:t xml:space="preserve"> </w:t>
+      </w:r>
+      <m:oMath>
+        <m:sSub>
+          <m:e>
+            <m:r>
+              <m:t>x</m:t>
+            </m:r>
+          </m:e>
+          <m:sub>
+            <m:r>
+              <m:t>i</m:t>
+            </m:r>
+          </m:sub>
+        </m:sSub>
+      </m:oMath>
+      <w:r>
+        <w:t xml:space="preserve">”</w:t>
+      </w:r>
+      <w:r>
+        <w:t xml:space="preserve">,</w:t>
+      </w:r>
+      <w:r>
+        <w:t xml:space="preserve"> </w:t>
+      </w:r>
+      <w:r>
+        <w:t xml:space="preserve">or keep the placeholder and name the substitution:</w:t>
+      </w:r>
+      <w:r>
+        <w:t xml:space="preserve"> </w:t>
+      </w:r>
+      <w:r>
+        <w:t xml:space="preserve">“</w:t>
+      </w:r>
+      <m:oMath>
+        <m:r>
+          <m:t>μ</m:t>
+        </m:r>
+        <m:r>
+          <m:rPr>
+            <m:sty m:val="p"/>
+          </m:rPr>
+          <m:t>(</m:t>
+        </m:r>
+        <m:r>
+          <m:t>x</m:t>
+        </m:r>
+        <m:r>
+          <m:rPr>
+            <m:sty m:val="p"/>
+          </m:rPr>
+          <m:t>)</m:t>
+        </m:r>
+      </m:oMath>
+      <w:r>
+        <w:t xml:space="preserve"> </w:t>
+      </w:r>
+      <w:r>
+        <w:t xml:space="preserve">evaluated at</w:t>
+      </w:r>
+      <w:r>
+        <w:t xml:space="preserve"> </w:t>
+      </w:r>
+      <m:oMath>
+        <m:sSub>
+          <m:e>
+            <m:r>
+              <m:t>x</m:t>
+            </m:r>
+          </m:e>
+          <m:sub>
+            <m:r>
+              <m:t>i</m:t>
+            </m:r>
+          </m:sub>
+        </m:sSub>
+      </m:oMath>
+      <w:r>
+        <w:t xml:space="preserve">”</w:t>
+      </w:r>
+      <w:r>
         <w:t xml:space="preserve">.</w:t>
       </w:r>
     </w:p>
-    <w:bookmarkStart w:id="23" w:name="exm-function-evaluated-at"/>
+    <w:bookmarkStart w:id="26" w:name="exm-function-evaluated-at"/>
     <w:p>
       <w:pPr>
         <w:pStyle w:val="BodyText"/>
       </w:pPr>
-      <w:del w:id="49" w:author="PR Preview" w:date="2026-01-01T00:00:00Z">
+      <w:del w:id="150" w:author="PR Preview" w:date="2026-01-01T00:00:00Z">
         <w:r>
           <w:rPr>
             <w:b/>
@@ -5061,12 +5831,12 @@
           <w:delText xml:space="preserve">Example 4 (Saying where a function is evaluated)</w:delText>
         </w:r>
       </w:del>
-      <w:del w:id="50" w:author="PR Preview" w:date="2026-01-01T00:00:00Z">
+      <w:del w:id="151" w:author="PR Preview" w:date="2026-01-01T00:00:00Z">
         <w:r>
           <w:delText xml:space="preserve"> </w:delText>
         </w:r>
       </w:del>
-      <w:del w:id="51" w:author="PR Preview" w:date="2026-01-01T00:00:00Z">
+      <w:del w:id="152" w:author="PR Preview" w:date="2026-01-01T00:00:00Z">
         <w:r>
           <w:delText xml:space="preserve"> </w:delText>
         </w:r>
@@ -5076,21 +5846,21 @@
       <w:pPr>
         <w:pStyle w:val="BodyText"/>
       </w:pPr>
-      <w:ins w:id="52" w:author="PR Preview" w:date="2026-01-01T00:00:00Z">
+      <w:ins w:id="153" w:author="PR Preview" w:date="2026-01-01T00:00:00Z">
         <w:r>
           <w:rPr>
             <w:b/>
             <w:bCs/>
           </w:rPr>
-          <w:t xml:space="preserve">Example 5 (Saying where a function is evaluated)</w:t>
-        </w:r>
-      </w:ins>
-      <w:ins w:id="53" w:author="PR Preview" w:date="2026-01-01T00:00:00Z">
+          <w:t xml:space="preserve">Example 6 (Saying where a function is evaluated)</w:t>
+        </w:r>
+      </w:ins>
+      <w:ins w:id="154" w:author="PR Preview" w:date="2026-01-01T00:00:00Z">
         <w:r>
           <w:t xml:space="preserve"> </w:t>
         </w:r>
       </w:ins>
-      <w:ins w:id="54" w:author="PR Preview" w:date="2026-01-01T00:00:00Z">
+      <w:ins w:id="155" w:author="PR Preview" w:date="2026-01-01T00:00:00Z">
         <w:r>
           <w:t xml:space="preserve"> </w:t>
         </w:r>
@@ -5532,7 +6302,7 @@
         <w:t xml:space="preserve">the nearest candidate is the mean function, not the outcome.</w:t>
       </w:r>
     </w:p>
-    <w:bookmarkEnd w:id="23"/>
+    <w:bookmarkEnd w:id="26"/>
     <w:p>
       <w:pPr>
         <w:pStyle w:val="BodyText"/>
@@ -5546,7 +6316,7 @@
         <w:pStyle w:val="Compact"/>
         <w:numPr>
           <w:ilvl w:val="0"/>
-          <w:numId w:val="1003"/>
+          <w:numId w:val="1005"/>
         </w:numPr>
       </w:pPr>
       <w:r>
@@ -5578,7 +6348,7 @@
         <w:pStyle w:val="Compact"/>
         <w:numPr>
           <w:ilvl w:val="0"/>
-          <w:numId w:val="1003"/>
+          <w:numId w:val="1005"/>
         </w:numPr>
       </w:pPr>
       <w:r>
@@ -5765,7 +6535,7 @@
         <w:pStyle w:val="Compact"/>
         <w:numPr>
           <w:ilvl w:val="0"/>
-          <w:numId w:val="1003"/>
+          <w:numId w:val="1005"/>
         </w:numPr>
       </w:pPr>
       <w:r>
@@ -5850,8 +6620,8 @@
         <w:t xml:space="preserve">, for a value.</w:t>
       </w:r>
     </w:p>
-    <w:bookmarkEnd w:id="24"/>
-    <w:bookmarkStart w:id="27" w:name="matching-names-and-notation"/>
+    <w:bookmarkEnd w:id="27"/>
+    <w:bookmarkStart w:id="30" w:name="matching-names-and-notation"/>
     <w:p>
       <w:pPr>
         <w:pStyle w:val="Heading2"/>
@@ -5962,7 +6732,7 @@
       <w:r>
         <w:t xml:space="preserve"> </w:t>
       </w:r>
-      <w:hyperlink r:id="rId25">
+      <w:hyperlink r:id="rId28">
         <w:r>
           <w:rPr>
             <w:rStyle w:val="Hyperlink"/>
@@ -5974,12 +6744,12 @@
         <w:t xml:space="preserve">).</w:t>
       </w:r>
     </w:p>
-    <w:bookmarkStart w:id="26" w:name="exm-name-matches-notation"/>
+    <w:bookmarkStart w:id="29" w:name="exm-name-matches-notation"/>
     <w:p>
       <w:pPr>
         <w:pStyle w:val="BodyText"/>
       </w:pPr>
-      <w:del w:id="55" w:author="PR Preview" w:date="2026-01-01T00:00:00Z">
+      <w:del w:id="156" w:author="PR Preview" w:date="2026-01-01T00:00:00Z">
         <w:r>
           <w:rPr>
             <w:b/>
@@ -5988,12 +6758,12 @@
           <w:delText xml:space="preserve">Example 5 (Matching a name to its notation)</w:delText>
         </w:r>
       </w:del>
-      <w:del w:id="56" w:author="PR Preview" w:date="2026-01-01T00:00:00Z">
+      <w:del w:id="157" w:author="PR Preview" w:date="2026-01-01T00:00:00Z">
         <w:r>
           <w:delText xml:space="preserve"> </w:delText>
         </w:r>
       </w:del>
-      <w:del w:id="57" w:author="PR Preview" w:date="2026-01-01T00:00:00Z">
+      <w:del w:id="158" w:author="PR Preview" w:date="2026-01-01T00:00:00Z">
         <w:r>
           <w:delText xml:space="preserve"> </w:delText>
         </w:r>
@@ -6003,21 +6773,21 @@
       <w:pPr>
         <w:pStyle w:val="BodyText"/>
       </w:pPr>
-      <w:ins w:id="58" w:author="PR Preview" w:date="2026-01-01T00:00:00Z">
+      <w:ins w:id="159" w:author="PR Preview" w:date="2026-01-01T00:00:00Z">
         <w:r>
           <w:rPr>
             <w:b/>
             <w:bCs/>
           </w:rPr>
-          <w:t xml:space="preserve">Example 6 (Matching a name to its notation)</w:t>
-        </w:r>
-      </w:ins>
-      <w:ins w:id="59" w:author="PR Preview" w:date="2026-01-01T00:00:00Z">
+          <w:t xml:space="preserve">Example 7 (Matching a name to its notation)</w:t>
+        </w:r>
+      </w:ins>
+      <w:ins w:id="160" w:author="PR Preview" w:date="2026-01-01T00:00:00Z">
         <w:r>
           <w:t xml:space="preserve"> </w:t>
         </w:r>
       </w:ins>
-      <w:ins w:id="60" w:author="PR Preview" w:date="2026-01-01T00:00:00Z">
+      <w:ins w:id="161" w:author="PR Preview" w:date="2026-01-01T00:00:00Z">
         <w:r>
           <w:t xml:space="preserve"> </w:t>
         </w:r>
@@ -6497,7 +7267,7 @@
         <w:t xml:space="preserve">.</w:t>
       </w:r>
     </w:p>
-    <w:bookmarkEnd w:id="26"/>
+    <w:bookmarkEnd w:id="29"/>
     <w:p>
       <w:pPr>
         <w:pStyle w:val="BodyText"/>
@@ -6518,8 +7288,8 @@
         <w:t xml:space="preserve">and make them agree.</w:t>
       </w:r>
     </w:p>
-    <w:bookmarkEnd w:id="27"/>
-    <w:bookmarkStart w:id="33" w:name="using-shared-macros"/>
+    <w:bookmarkEnd w:id="30"/>
+    <w:bookmarkStart w:id="36" w:name="using-shared-macros"/>
     <w:p>
       <w:pPr>
         <w:pStyle w:val="Heading2"/>
@@ -6592,12 +7362,12 @@
         <w:t xml:space="preserve">so the next document finds it.</w:t>
       </w:r>
     </w:p>
-    <w:bookmarkStart w:id="28" w:name="exm-use-shared-macro"/>
+    <w:bookmarkStart w:id="31" w:name="exm-use-shared-macro"/>
     <w:p>
       <w:pPr>
         <w:pStyle w:val="BodyText"/>
       </w:pPr>
-      <w:del w:id="61" w:author="PR Preview" w:date="2026-01-01T00:00:00Z">
+      <w:del w:id="162" w:author="PR Preview" w:date="2026-01-01T00:00:00Z">
         <w:r>
           <w:rPr>
             <w:b/>
@@ -6606,22 +7376,22 @@
           <w:delText xml:space="preserve">Example 6 (Using a shared macro)</w:delText>
         </w:r>
       </w:del>
-      <w:del w:id="62" w:author="PR Preview" w:date="2026-01-01T00:00:00Z">
+      <w:del w:id="163" w:author="PR Preview" w:date="2026-01-01T00:00:00Z">
         <w:r>
           <w:delText xml:space="preserve"> </w:delText>
         </w:r>
       </w:del>
-      <w:del w:id="63" w:author="PR Preview" w:date="2026-01-01T00:00:00Z">
+      <w:del w:id="164" w:author="PR Preview" w:date="2026-01-01T00:00:00Z">
         <w:r>
           <w:delText xml:space="preserve">This example compares the source you type,</w:delText>
         </w:r>
       </w:del>
-      <w:del w:id="64" w:author="PR Preview" w:date="2026-01-01T00:00:00Z">
+      <w:del w:id="165" w:author="PR Preview" w:date="2026-01-01T00:00:00Z">
         <w:r>
           <w:delText xml:space="preserve"> </w:delText>
         </w:r>
       </w:del>
-      <w:del w:id="65" w:author="PR Preview" w:date="2026-01-01T00:00:00Z">
+      <w:del w:id="166" w:author="PR Preview" w:date="2026-01-01T00:00:00Z">
         <w:r>
           <w:delText xml:space="preserve">so both versions appear as code.</w:delText>
         </w:r>
@@ -6631,31 +7401,31 @@
       <w:pPr>
         <w:pStyle w:val="BodyText"/>
       </w:pPr>
-      <w:ins w:id="66" w:author="PR Preview" w:date="2026-01-01T00:00:00Z">
+      <w:ins w:id="167" w:author="PR Preview" w:date="2026-01-01T00:00:00Z">
         <w:r>
           <w:rPr>
             <w:b/>
             <w:bCs/>
           </w:rPr>
-          <w:t xml:space="preserve">Example 7 (Using a shared macro)</w:t>
-        </w:r>
-      </w:ins>
-      <w:ins w:id="67" w:author="PR Preview" w:date="2026-01-01T00:00:00Z">
+          <w:t xml:space="preserve">Example 8 (Using a shared macro)</w:t>
+        </w:r>
+      </w:ins>
+      <w:ins w:id="168" w:author="PR Preview" w:date="2026-01-01T00:00:00Z">
         <w:r>
           <w:t xml:space="preserve"> </w:t>
         </w:r>
       </w:ins>
-      <w:ins w:id="68" w:author="PR Preview" w:date="2026-01-01T00:00:00Z">
+      <w:ins w:id="169" w:author="PR Preview" w:date="2026-01-01T00:00:00Z">
         <w:r>
           <w:t xml:space="preserve">This example compares the source you type,</w:t>
         </w:r>
       </w:ins>
-      <w:ins w:id="69" w:author="PR Preview" w:date="2026-01-01T00:00:00Z">
+      <w:ins w:id="170" w:author="PR Preview" w:date="2026-01-01T00:00:00Z">
         <w:r>
           <w:t xml:space="preserve"> </w:t>
         </w:r>
       </w:ins>
-      <w:ins w:id="70" w:author="PR Preview" w:date="2026-01-01T00:00:00Z">
+      <w:ins w:id="171" w:author="PR Preview" w:date="2026-01-01T00:00:00Z">
         <w:r>
           <w:t xml:space="preserve">so both versions appear as code.</w:t>
         </w:r>
@@ -6721,7 +7491,7 @@
         <w:t xml:space="preserve">every document that uses the macro changes with it.</w:t>
       </w:r>
     </w:p>
-    <w:bookmarkEnd w:id="28"/>
+    <w:bookmarkEnd w:id="31"/>
     <w:p>
       <w:pPr>
         <w:pStyle w:val="BodyText"/>
@@ -6735,7 +7505,7 @@
         <w:pStyle w:val="Compact"/>
         <w:numPr>
           <w:ilvl w:val="0"/>
-          <w:numId w:val="1004"/>
+          <w:numId w:val="1006"/>
         </w:numPr>
       </w:pPr>
       <w:r>
@@ -6747,7 +7517,7 @@
         <w:pStyle w:val="Compact"/>
         <w:numPr>
           <w:ilvl w:val="0"/>
-          <w:numId w:val="1004"/>
+          <w:numId w:val="1006"/>
         </w:numPr>
       </w:pPr>
       <w:r>
@@ -6759,7 +7529,7 @@
         <w:pStyle w:val="Compact"/>
         <w:numPr>
           <w:ilvl w:val="0"/>
-          <w:numId w:val="1004"/>
+          <w:numId w:val="1006"/>
         </w:numPr>
       </w:pPr>
       <w:r>
@@ -6771,7 +7541,7 @@
         <w:pStyle w:val="Compact"/>
         <w:numPr>
           <w:ilvl w:val="0"/>
-          <w:numId w:val="1004"/>
+          <w:numId w:val="1006"/>
         </w:numPr>
       </w:pPr>
       <w:r>
@@ -6783,7 +7553,7 @@
         <w:pStyle w:val="Compact"/>
         <w:numPr>
           <w:ilvl w:val="0"/>
-          <w:numId w:val="1004"/>
+          <w:numId w:val="1006"/>
         </w:numPr>
       </w:pPr>
       <w:r>
@@ -6795,7 +7565,7 @@
         <w:pStyle w:val="Compact"/>
         <w:numPr>
           <w:ilvl w:val="0"/>
-          <w:numId w:val="1004"/>
+          <w:numId w:val="1006"/>
         </w:numPr>
       </w:pPr>
       <w:r>
@@ -6911,12 +7681,12 @@
         <w:t xml:space="preserve">.</w:t>
       </w:r>
     </w:p>
-    <w:bookmarkStart w:id="29" w:name="exm-semantic-macro-name"/>
+    <w:bookmarkStart w:id="32" w:name="exm-semantic-macro-name"/>
     <w:p>
       <w:pPr>
         <w:pStyle w:val="BodyText"/>
       </w:pPr>
-      <w:del w:id="71" w:author="PR Preview" w:date="2026-01-01T00:00:00Z">
+      <w:del w:id="172" w:author="PR Preview" w:date="2026-01-01T00:00:00Z">
         <w:r>
           <w:rPr>
             <w:b/>
@@ -6925,12 +7695,12 @@
           <w:delText xml:space="preserve">Example 7 (Naming a macro for its meaning)</w:delText>
         </w:r>
       </w:del>
-      <w:del w:id="72" w:author="PR Preview" w:date="2026-01-01T00:00:00Z">
+      <w:del w:id="173" w:author="PR Preview" w:date="2026-01-01T00:00:00Z">
         <w:r>
           <w:delText xml:space="preserve"> </w:delText>
         </w:r>
       </w:del>
-      <w:del w:id="73" w:author="PR Preview" w:date="2026-01-01T00:00:00Z">
+      <w:del w:id="174" w:author="PR Preview" w:date="2026-01-01T00:00:00Z">
         <w:r>
           <w:delText xml:space="preserve"> </w:delText>
         </w:r>
@@ -6940,21 +7710,21 @@
       <w:pPr>
         <w:pStyle w:val="BodyText"/>
       </w:pPr>
-      <w:ins w:id="74" w:author="PR Preview" w:date="2026-01-01T00:00:00Z">
+      <w:ins w:id="175" w:author="PR Preview" w:date="2026-01-01T00:00:00Z">
         <w:r>
           <w:rPr>
             <w:b/>
             <w:bCs/>
           </w:rPr>
-          <w:t xml:space="preserve">Example 8 (Naming a macro for its meaning)</w:t>
-        </w:r>
-      </w:ins>
-      <w:ins w:id="75" w:author="PR Preview" w:date="2026-01-01T00:00:00Z">
+          <w:t xml:space="preserve">Example 9 (Naming a macro for its meaning)</w:t>
+        </w:r>
+      </w:ins>
+      <w:ins w:id="176" w:author="PR Preview" w:date="2026-01-01T00:00:00Z">
         <w:r>
           <w:t xml:space="preserve"> </w:t>
         </w:r>
       </w:ins>
-      <w:ins w:id="76" w:author="PR Preview" w:date="2026-01-01T00:00:00Z">
+      <w:ins w:id="177" w:author="PR Preview" w:date="2026-01-01T00:00:00Z">
         <w:r>
           <w:t xml:space="preserve"> </w:t>
         </w:r>
@@ -7020,7 +7790,7 @@
         <w:t xml:space="preserve">changes one line in the shared file.</w:t>
       </w:r>
     </w:p>
-    <w:bookmarkEnd w:id="29"/>
+    <w:bookmarkEnd w:id="32"/>
     <w:p>
       <w:pPr>
         <w:pStyle w:val="BodyText"/>
@@ -7142,12 +7912,12 @@
         <w:t xml:space="preserve">existing hats are converted in separate sweeps.</w:t>
       </w:r>
     </w:p>
-    <w:bookmarkStart w:id="30" w:name="exm-semantic-decorator"/>
+    <w:bookmarkStart w:id="33" w:name="exm-semantic-decorator"/>
     <w:p>
       <w:pPr>
         <w:pStyle w:val="BodyText"/>
       </w:pPr>
-      <w:del w:id="77" w:author="PR Preview" w:date="2026-01-01T00:00:00Z">
+      <w:del w:id="178" w:author="PR Preview" w:date="2026-01-01T00:00:00Z">
         <w:r>
           <w:rPr>
             <w:b/>
@@ -7156,12 +7926,12 @@
           <w:delText xml:space="preserve">Example 8 (Naming a decorator for its meaning)</w:delText>
         </w:r>
       </w:del>
-      <w:del w:id="78" w:author="PR Preview" w:date="2026-01-01T00:00:00Z">
+      <w:del w:id="179" w:author="PR Preview" w:date="2026-01-01T00:00:00Z">
         <w:r>
           <w:delText xml:space="preserve"> </w:delText>
         </w:r>
       </w:del>
-      <w:del w:id="79" w:author="PR Preview" w:date="2026-01-01T00:00:00Z">
+      <w:del w:id="180" w:author="PR Preview" w:date="2026-01-01T00:00:00Z">
         <w:r>
           <w:delText xml:space="preserve"> </w:delText>
         </w:r>
@@ -7171,21 +7941,21 @@
       <w:pPr>
         <w:pStyle w:val="BodyText"/>
       </w:pPr>
-      <w:ins w:id="80" w:author="PR Preview" w:date="2026-01-01T00:00:00Z">
+      <w:ins w:id="181" w:author="PR Preview" w:date="2026-01-01T00:00:00Z">
         <w:r>
           <w:rPr>
             <w:b/>
             <w:bCs/>
           </w:rPr>
-          <w:t xml:space="preserve">Example 9 (Naming a decorator for its meaning)</w:t>
-        </w:r>
-      </w:ins>
-      <w:ins w:id="81" w:author="PR Preview" w:date="2026-01-01T00:00:00Z">
+          <w:t xml:space="preserve">Example 10 (Naming a decorator for its meaning)</w:t>
+        </w:r>
+      </w:ins>
+      <w:ins w:id="182" w:author="PR Preview" w:date="2026-01-01T00:00:00Z">
         <w:r>
           <w:t xml:space="preserve"> </w:t>
         </w:r>
       </w:ins>
-      <w:ins w:id="82" w:author="PR Preview" w:date="2026-01-01T00:00:00Z">
+      <w:ins w:id="183" w:author="PR Preview" w:date="2026-01-01T00:00:00Z">
         <w:r>
           <w:t xml:space="preserve"> </w:t>
         </w:r>
@@ -7260,7 +8030,7 @@
         <w:t xml:space="preserve">changes.</w:t>
       </w:r>
     </w:p>
-    <w:bookmarkEnd w:id="30"/>
+    <w:bookmarkEnd w:id="33"/>
     <w:p>
       <w:pPr>
         <w:pStyle w:val="BodyText"/>
@@ -7280,7 +8050,7 @@
         <w:pStyle w:val="Compact"/>
         <w:numPr>
           <w:ilvl w:val="0"/>
-          <w:numId w:val="1005"/>
+          <w:numId w:val="1007"/>
         </w:numPr>
       </w:pPr>
       <w:r>
@@ -7313,7 +8083,7 @@
         <w:pStyle w:val="Compact"/>
         <w:numPr>
           <w:ilvl w:val="0"/>
-          <w:numId w:val="1005"/>
+          <w:numId w:val="1007"/>
         </w:numPr>
       </w:pPr>
       <w:r>
@@ -7334,7 +8104,7 @@
         <w:pStyle w:val="Compact"/>
         <w:numPr>
           <w:ilvl w:val="0"/>
-          <w:numId w:val="1005"/>
+          <w:numId w:val="1007"/>
         </w:numPr>
       </w:pPr>
       <w:r>
@@ -7367,7 +8137,7 @@
         <w:pStyle w:val="Compact"/>
         <w:numPr>
           <w:ilvl w:val="0"/>
-          <w:numId w:val="1005"/>
+          <w:numId w:val="1007"/>
         </w:numPr>
       </w:pPr>
       <w:r>
@@ -7388,7 +8158,7 @@
         <w:pStyle w:val="Compact"/>
         <w:numPr>
           <w:ilvl w:val="0"/>
-          <w:numId w:val="1005"/>
+          <w:numId w:val="1007"/>
         </w:numPr>
       </w:pPr>
       <w:r>
@@ -7567,12 +8337,12 @@
         <w:t xml:space="preserve">.</w:t>
       </w:r>
     </w:p>
-    <w:bookmarkStart w:id="31" w:name="exm-semantic-latin-letter"/>
+    <w:bookmarkStart w:id="34" w:name="exm-semantic-latin-letter"/>
     <w:p>
       <w:pPr>
         <w:pStyle w:val="BodyText"/>
       </w:pPr>
-      <w:del w:id="83" w:author="PR Preview" w:date="2026-01-01T00:00:00Z">
+      <w:del w:id="184" w:author="PR Preview" w:date="2026-01-01T00:00:00Z">
         <w:r>
           <w:rPr>
             <w:b/>
@@ -7581,12 +8351,12 @@
           <w:delText xml:space="preserve">Example 9 (Naming a variable for its role)</w:delText>
         </w:r>
       </w:del>
-      <w:del w:id="84" w:author="PR Preview" w:date="2026-01-01T00:00:00Z">
+      <w:del w:id="185" w:author="PR Preview" w:date="2026-01-01T00:00:00Z">
         <w:r>
           <w:delText xml:space="preserve"> </w:delText>
         </w:r>
       </w:del>
-      <w:del w:id="85" w:author="PR Preview" w:date="2026-01-01T00:00:00Z">
+      <w:del w:id="186" w:author="PR Preview" w:date="2026-01-01T00:00:00Z">
         <w:r>
           <w:delText xml:space="preserve"> </w:delText>
         </w:r>
@@ -7596,21 +8366,21 @@
       <w:pPr>
         <w:pStyle w:val="BodyText"/>
       </w:pPr>
-      <w:ins w:id="86" w:author="PR Preview" w:date="2026-01-01T00:00:00Z">
+      <w:ins w:id="187" w:author="PR Preview" w:date="2026-01-01T00:00:00Z">
         <w:r>
           <w:rPr>
             <w:b/>
             <w:bCs/>
           </w:rPr>
-          <w:t xml:space="preserve">Example 10 (Naming a variable for its role)</w:t>
-        </w:r>
-      </w:ins>
-      <w:ins w:id="87" w:author="PR Preview" w:date="2026-01-01T00:00:00Z">
+          <w:t xml:space="preserve">Example 11 (Naming a variable for its role)</w:t>
+        </w:r>
+      </w:ins>
+      <w:ins w:id="188" w:author="PR Preview" w:date="2026-01-01T00:00:00Z">
         <w:r>
           <w:t xml:space="preserve"> </w:t>
         </w:r>
       </w:ins>
-      <w:ins w:id="88" w:author="PR Preview" w:date="2026-01-01T00:00:00Z">
+      <w:ins w:id="189" w:author="PR Preview" w:date="2026-01-01T00:00:00Z">
         <w:r>
           <w:t xml:space="preserve"> </w:t>
         </w:r>
@@ -7687,7 +8457,7 @@
         <w:t xml:space="preserve">which letter is the outcome and which is the residual.</w:t>
       </w:r>
     </w:p>
-    <w:bookmarkEnd w:id="31"/>
+    <w:bookmarkEnd w:id="34"/>
     <w:p>
       <w:pPr>
         <w:pStyle w:val="BodyText"/>
@@ -7714,12 +8484,12 @@
         <w:t xml:space="preserve">and a reader sees which quantity it is about.</w:t>
       </w:r>
     </w:p>
-    <w:bookmarkStart w:id="32" w:name="exm-named-quantity"/>
+    <w:bookmarkStart w:id="35" w:name="exm-named-quantity"/>
     <w:p>
       <w:pPr>
         <w:pStyle w:val="BodyText"/>
       </w:pPr>
-      <w:del w:id="89" w:author="PR Preview" w:date="2026-01-01T00:00:00Z">
+      <w:del w:id="190" w:author="PR Preview" w:date="2026-01-01T00:00:00Z">
         <w:r>
           <w:rPr>
             <w:b/>
@@ -7728,12 +8498,12 @@
           <w:delText xml:space="preserve">Example 10 (Writing a named quantity by its name)</w:delText>
         </w:r>
       </w:del>
-      <w:del w:id="90" w:author="PR Preview" w:date="2026-01-01T00:00:00Z">
+      <w:del w:id="191" w:author="PR Preview" w:date="2026-01-01T00:00:00Z">
         <w:r>
           <w:delText xml:space="preserve"> </w:delText>
         </w:r>
       </w:del>
-      <w:del w:id="91" w:author="PR Preview" w:date="2026-01-01T00:00:00Z">
+      <w:del w:id="192" w:author="PR Preview" w:date="2026-01-01T00:00:00Z">
         <w:r>
           <w:delText xml:space="preserve"> </w:delText>
         </w:r>
@@ -7743,21 +8513,21 @@
       <w:pPr>
         <w:pStyle w:val="BodyText"/>
       </w:pPr>
-      <w:ins w:id="92" w:author="PR Preview" w:date="2026-01-01T00:00:00Z">
+      <w:ins w:id="193" w:author="PR Preview" w:date="2026-01-01T00:00:00Z">
         <w:r>
           <w:rPr>
             <w:b/>
             <w:bCs/>
           </w:rPr>
-          <w:t xml:space="preserve">Example 11 (Writing a named quantity by its name)</w:t>
-        </w:r>
-      </w:ins>
-      <w:ins w:id="93" w:author="PR Preview" w:date="2026-01-01T00:00:00Z">
+          <w:t xml:space="preserve">Example 12 (Writing a named quantity by its name)</w:t>
+        </w:r>
+      </w:ins>
+      <w:ins w:id="194" w:author="PR Preview" w:date="2026-01-01T00:00:00Z">
         <w:r>
           <w:t xml:space="preserve"> </w:t>
         </w:r>
       </w:ins>
-      <w:ins w:id="94" w:author="PR Preview" w:date="2026-01-01T00:00:00Z">
+      <w:ins w:id="195" w:author="PR Preview" w:date="2026-01-01T00:00:00Z">
         <w:r>
           <w:t xml:space="preserve"> </w:t>
         </w:r>
@@ -7856,9 +8626,9 @@
         <w:t xml:space="preserve">and it names the quantity the gradient depends on.</w:t>
       </w:r>
     </w:p>
-    <w:bookmarkEnd w:id="32"/>
-    <w:bookmarkEnd w:id="33"/>
-    <w:bookmarkStart w:id="35" w:name="writing-dot-products"/>
+    <w:bookmarkEnd w:id="35"/>
+    <w:bookmarkEnd w:id="36"/>
+    <w:bookmarkStart w:id="38" w:name="writing-dot-products"/>
     <w:p>
       <w:pPr>
         <w:pStyle w:val="Heading2"/>
@@ -8031,12 +8801,12 @@
         <w:t xml:space="preserve">and to work out that the result is a single number.</w:t>
       </w:r>
     </w:p>
-    <w:bookmarkStart w:id="34" w:name="exm-dot-product"/>
+    <w:bookmarkStart w:id="37" w:name="exm-dot-product"/>
     <w:p>
       <w:pPr>
         <w:pStyle w:val="BodyText"/>
       </w:pPr>
-      <w:del w:id="95" w:author="PR Preview" w:date="2026-01-01T00:00:00Z">
+      <w:del w:id="196" w:author="PR Preview" w:date="2026-01-01T00:00:00Z">
         <w:r>
           <w:rPr>
             <w:b/>
@@ -8045,12 +8815,12 @@
           <w:delText xml:space="preserve">Example 11 (Writing a dot product)</w:delText>
         </w:r>
       </w:del>
-      <w:del w:id="96" w:author="PR Preview" w:date="2026-01-01T00:00:00Z">
+      <w:del w:id="197" w:author="PR Preview" w:date="2026-01-01T00:00:00Z">
         <w:r>
           <w:delText xml:space="preserve"> </w:delText>
         </w:r>
       </w:del>
-      <w:del w:id="97" w:author="PR Preview" w:date="2026-01-01T00:00:00Z">
+      <w:del w:id="198" w:author="PR Preview" w:date="2026-01-01T00:00:00Z">
         <w:r>
           <w:delText xml:space="preserve"> </w:delText>
         </w:r>
@@ -8060,21 +8830,21 @@
       <w:pPr>
         <w:pStyle w:val="BodyText"/>
       </w:pPr>
-      <w:ins w:id="98" w:author="PR Preview" w:date="2026-01-01T00:00:00Z">
+      <w:ins w:id="199" w:author="PR Preview" w:date="2026-01-01T00:00:00Z">
         <w:r>
           <w:rPr>
             <w:b/>
             <w:bCs/>
           </w:rPr>
-          <w:t xml:space="preserve">Example 12 (Writing a dot product)</w:t>
-        </w:r>
-      </w:ins>
-      <w:ins w:id="99" w:author="PR Preview" w:date="2026-01-01T00:00:00Z">
+          <w:t xml:space="preserve">Example 13 (Writing a dot product)</w:t>
+        </w:r>
+      </w:ins>
+      <w:ins w:id="200" w:author="PR Preview" w:date="2026-01-01T00:00:00Z">
         <w:r>
           <w:t xml:space="preserve"> </w:t>
         </w:r>
       </w:ins>
-      <w:ins w:id="100" w:author="PR Preview" w:date="2026-01-01T00:00:00Z">
+      <w:ins w:id="201" w:author="PR Preview" w:date="2026-01-01T00:00:00Z">
         <w:r>
           <w:t xml:space="preserve"> </w:t>
         </w:r>
@@ -8290,7 +9060,7 @@
         <w:t xml:space="preserve">.</w:t>
       </w:r>
     </w:p>
-    <w:bookmarkEnd w:id="34"/>
+    <w:bookmarkEnd w:id="37"/>
     <w:p>
       <w:pPr>
         <w:pStyle w:val="BodyText"/>
@@ -8304,7 +9074,7 @@
         <w:pStyle w:val="Compact"/>
         <w:numPr>
           <w:ilvl w:val="0"/>
-          <w:numId w:val="1006"/>
+          <w:numId w:val="1008"/>
         </w:numPr>
       </w:pPr>
       <w:r>
@@ -8339,7 +9109,7 @@
         <w:pStyle w:val="Compact"/>
         <w:numPr>
           <w:ilvl w:val="0"/>
-          <w:numId w:val="1006"/>
+          <w:numId w:val="1008"/>
         </w:numPr>
       </w:pPr>
       <w:r>
@@ -8388,7 +9158,7 @@
         <w:pStyle w:val="Compact"/>
         <w:numPr>
           <w:ilvl w:val="0"/>
-          <w:numId w:val="1006"/>
+          <w:numId w:val="1008"/>
         </w:numPr>
       </w:pPr>
       <w:r>
@@ -8449,8 +9219,8 @@
         <w:t xml:space="preserve">such as a definition of an inner product space.</w:t>
       </w:r>
     </w:p>
-    <w:bookmarkEnd w:id="35"/>
-    <w:bookmarkStart w:id="38" w:name="writing-out-notational-shorthands"/>
+    <w:bookmarkEnd w:id="38"/>
+    <w:bookmarkStart w:id="41" w:name="writing-out-notational-shorthands"/>
     <w:p>
       <w:pPr>
         <w:pStyle w:val="Heading2"/>
@@ -8889,7 +9659,7 @@
       <w:r>
         <w:t xml:space="preserve"> </w:t>
       </w:r>
-      <w:hyperlink r:id="rId36">
+      <w:hyperlink r:id="rId39">
         <w:r>
           <w:rPr>
             <w:rStyle w:val="Hyperlink"/>
@@ -8930,12 +9700,12 @@
         <w:t xml:space="preserve">catalogs common shorthands and their full forms.</w:t>
       </w:r>
     </w:p>
-    <w:bookmarkStart w:id="37" w:name="exm-notational-shorthand"/>
+    <w:bookmarkStart w:id="40" w:name="exm-notational-shorthand"/>
     <w:p>
       <w:pPr>
         <w:pStyle w:val="BodyText"/>
       </w:pPr>
-      <w:del w:id="101" w:author="PR Preview" w:date="2026-01-01T00:00:00Z">
+      <w:del w:id="202" w:author="PR Preview" w:date="2026-01-01T00:00:00Z">
         <w:r>
           <w:rPr>
             <w:b/>
@@ -8944,17 +9714,17 @@
           <w:delText xml:space="preserve">Example 12 (Writing out the limits of a sum and the range of an index)</w:delText>
         </w:r>
       </w:del>
-      <w:del w:id="102" w:author="PR Preview" w:date="2026-01-01T00:00:00Z">
+      <w:del w:id="203" w:author="PR Preview" w:date="2026-01-01T00:00:00Z">
         <w:r>
           <w:delText xml:space="preserve"> </w:delText>
         </w:r>
       </w:del>
-      <w:del w:id="103" w:author="PR Preview" w:date="2026-01-01T00:00:00Z">
+      <w:del w:id="204" w:author="PR Preview" w:date="2026-01-01T00:00:00Z">
         <w:r>
           <w:delText xml:space="preserve">For a discrete random variable</w:delText>
         </w:r>
       </w:del>
-      <w:del w:id="104" w:author="PR Preview" w:date="2026-01-01T00:00:00Z">
+      <w:del w:id="205" w:author="PR Preview" w:date="2026-01-01T00:00:00Z">
         <w:r>
           <w:delText xml:space="preserve"> </w:delText>
         </w:r>
@@ -8964,7 +9734,7 @@
           <m:t>X</m:t>
         </m:r>
       </m:oMath>
-      <w:del w:id="105" w:author="PR Preview" w:date="2026-01-01T00:00:00Z">
+      <w:del w:id="206" w:author="PR Preview" w:date="2026-01-01T00:00:00Z">
         <w:r>
           <w:delText xml:space="preserve">:</w:delText>
         </w:r>
@@ -8974,26 +9744,26 @@
       <w:pPr>
         <w:pStyle w:val="BodyText"/>
       </w:pPr>
-      <w:ins w:id="106" w:author="PR Preview" w:date="2026-01-01T00:00:00Z">
+      <w:ins w:id="207" w:author="PR Preview" w:date="2026-01-01T00:00:00Z">
         <w:r>
           <w:rPr>
             <w:b/>
             <w:bCs/>
           </w:rPr>
-          <w:t xml:space="preserve">Example 13 (Writing out the limits of a sum and the range of an index)</w:t>
-        </w:r>
-      </w:ins>
-      <w:ins w:id="107" w:author="PR Preview" w:date="2026-01-01T00:00:00Z">
+          <w:t xml:space="preserve">Example 14 (Writing out the limits of a sum and the range of an index)</w:t>
+        </w:r>
+      </w:ins>
+      <w:ins w:id="208" w:author="PR Preview" w:date="2026-01-01T00:00:00Z">
         <w:r>
           <w:t xml:space="preserve"> </w:t>
         </w:r>
       </w:ins>
-      <w:ins w:id="108" w:author="PR Preview" w:date="2026-01-01T00:00:00Z">
+      <w:ins w:id="209" w:author="PR Preview" w:date="2026-01-01T00:00:00Z">
         <w:r>
           <w:t xml:space="preserve">For a discrete random variable</w:t>
         </w:r>
       </w:ins>
-      <w:ins w:id="109" w:author="PR Preview" w:date="2026-01-01T00:00:00Z">
+      <w:ins w:id="210" w:author="PR Preview" w:date="2026-01-01T00:00:00Z">
         <w:r>
           <w:t xml:space="preserve"> </w:t>
         </w:r>
@@ -9003,7 +9773,7 @@
           <m:t>X</m:t>
         </m:r>
       </m:oMath>
-      <w:ins w:id="110" w:author="PR Preview" w:date="2026-01-01T00:00:00Z">
+      <w:ins w:id="211" w:author="PR Preview" w:date="2026-01-01T00:00:00Z">
         <w:r>
           <w:t xml:space="preserve">:</w:t>
         </w:r>
@@ -9546,8 +10316,8 @@
         <w:t xml:space="preserve">observations.</w:t>
       </w:r>
     </w:p>
-    <w:bookmarkEnd w:id="37"/>
-    <w:bookmarkEnd w:id="38"/>
+    <w:bookmarkEnd w:id="40"/>
+    <w:bookmarkEnd w:id="41"/>
     <w:sectPr>
       <w:footnotePr>
         <w:numRestart w:val="eachSect"/>
@@ -9761,6 +10531,91 @@
       </w:rPr>
     </w:lvl>
   </w:abstractNum>
+  <w:abstractNum w:abstractNumId="99411">
+    <w:nsid w:val="00A99411"/>
+    <w:multiLevelType w:val="multilevel"/>
+    <w:lvl w:ilvl="0">
+      <w:start w:val="1"/>
+      <w:numFmt w:val="decimal"/>
+      <w:lvlText w:val="%1."/>
+      <w:lvlJc w:val="left"/>
+      <w:pPr>
+        <w:ind w:left="720" w:hanging="360"/>
+      </w:pPr>
+    </w:lvl>
+    <w:lvl w:ilvl="1">
+      <w:start w:val="1"/>
+      <w:numFmt w:val="decimal"/>
+      <w:lvlText w:val="%2."/>
+      <w:lvlJc w:val="left"/>
+      <w:pPr>
+        <w:ind w:left="1440" w:hanging="360"/>
+      </w:pPr>
+    </w:lvl>
+    <w:lvl w:ilvl="2">
+      <w:start w:val="1"/>
+      <w:numFmt w:val="decimal"/>
+      <w:lvlText w:val="%3."/>
+      <w:lvlJc w:val="left"/>
+      <w:pPr>
+        <w:ind w:left="2160" w:hanging="360"/>
+      </w:pPr>
+    </w:lvl>
+    <w:lvl w:ilvl="3">
+      <w:start w:val="1"/>
+      <w:numFmt w:val="decimal"/>
+      <w:lvlText w:val="%4."/>
+      <w:lvlJc w:val="left"/>
+      <w:pPr>
+        <w:ind w:left="2880" w:hanging="360"/>
+      </w:pPr>
+    </w:lvl>
+    <w:lvl w:ilvl="4">
+      <w:start w:val="1"/>
+      <w:numFmt w:val="decimal"/>
+      <w:lvlText w:val="%5."/>
+      <w:lvlJc w:val="left"/>
+      <w:pPr>
+        <w:ind w:left="3600" w:hanging="360"/>
+      </w:pPr>
+    </w:lvl>
+    <w:lvl w:ilvl="5">
+      <w:start w:val="1"/>
+      <w:numFmt w:val="decimal"/>
+      <w:lvlText w:val="%6."/>
+      <w:lvlJc w:val="left"/>
+      <w:pPr>
+        <w:ind w:left="4320" w:hanging="360"/>
+      </w:pPr>
+    </w:lvl>
+    <w:lvl w:ilvl="6">
+      <w:start w:val="1"/>
+      <w:numFmt w:val="decimal"/>
+      <w:lvlText w:val="%7."/>
+      <w:lvlJc w:val="left"/>
+      <w:pPr>
+        <w:ind w:left="5040" w:hanging="360"/>
+      </w:pPr>
+    </w:lvl>
+    <w:lvl w:ilvl="7">
+      <w:start w:val="1"/>
+      <w:numFmt w:val="decimal"/>
+      <w:lvlText w:val="%8."/>
+      <w:lvlJc w:val="left"/>
+      <w:pPr>
+        <w:ind w:left="5760" w:hanging="360"/>
+      </w:pPr>
+    </w:lvl>
+    <w:lvl w:ilvl="8">
+      <w:start w:val="1"/>
+      <w:numFmt w:val="decimal"/>
+      <w:lvlText w:val="%9."/>
+      <w:lvlJc w:val="left"/>
+      <w:pPr>
+        <w:ind w:left="6480" w:hanging="360"/>
+      </w:pPr>
+    </w:lvl>
+  </w:abstractNum>
   <w:num w:numId="1000">
     <w:abstractNumId w:val="990"/>
   </w:num>
@@ -9771,7 +10626,34 @@
     <w:abstractNumId w:val="991"/>
   </w:num>
   <w:num w:numId="1003">
-    <w:abstractNumId w:val="991"/>
+    <w:abstractNumId w:val="99411"/>
+    <w:lvlOverride w:ilvl="0">
+      <w:startOverride w:val="1"/>
+    </w:lvlOverride>
+    <w:lvlOverride w:ilvl="1">
+      <w:startOverride w:val="1"/>
+    </w:lvlOverride>
+    <w:lvlOverride w:ilvl="2">
+      <w:startOverride w:val="1"/>
+    </w:lvlOverride>
+    <w:lvlOverride w:ilvl="3">
+      <w:startOverride w:val="1"/>
+    </w:lvlOverride>
+    <w:lvlOverride w:ilvl="4">
+      <w:startOverride w:val="1"/>
+    </w:lvlOverride>
+    <w:lvlOverride w:ilvl="5">
+      <w:startOverride w:val="1"/>
+    </w:lvlOverride>
+    <w:lvlOverride w:ilvl="6">
+      <w:startOverride w:val="1"/>
+    </w:lvlOverride>
+    <w:lvlOverride w:ilvl="7">
+      <w:startOverride w:val="1"/>
+    </w:lvlOverride>
+    <w:lvlOverride w:ilvl="8">
+      <w:startOverride w:val="1"/>
+    </w:lvlOverride>
   </w:num>
   <w:num w:numId="1004">
     <w:abstractNumId w:val="991"/>
@@ -9780,6 +10662,12 @@
     <w:abstractNumId w:val="991"/>
   </w:num>
   <w:num w:numId="1006">
+    <w:abstractNumId w:val="991"/>
+  </w:num>
+  <w:num w:numId="1007">
+    <w:abstractNumId w:val="991"/>
+  </w:num>
+  <w:num w:numId="1008">
     <w:abstractNumId w:val="991"/>
   </w:num>
 </w:numbering>
